--- a/Cafeteria_Menu_Display_Using_ServiceNow-main/Project Documents/3. Project Design Phase/Problem - Solution Fit Template v1.docx
+++ b/Cafeteria_Menu_Display_Using_ServiceNow-main/Project Documents/3. Project Design Phase/Problem - Solution Fit Template v1.docx
@@ -96,6 +96,12 @@
             <w:insideH w:val="single" w:color="000000" w:sz="4" w:space="0"/>
             <w:insideV w:val="single" w:color="000000" w:sz="4" w:space="0"/>
           </w:tblBorders>
+          <w:tblCellMar>
+            <w:top w:w="0" w:type="dxa"/>
+            <w:left w:w="108" w:type="dxa"/>
+            <w:bottom w:w="0" w:type="dxa"/>
+            <w:right w:w="108" w:type="dxa"/>
+          </w:tblCellMar>
         </w:tblPrEx>
         <w:trPr>
           <w:trHeight w:hRule="atLeast" w:val="20"/>
@@ -104,7 +110,7 @@
           <w:tcPr>
             <w:tcW w:w="4508" w:type="dxa"/>
             <w:tcBorders/>
-            <w:shd w:fill="auto" w:color="auto"/>
+            <w:shd w:fill="auto" w:color="auto" w:val="clear"/>
             <w:vAlign w:val="top"/>
           </w:tcPr>
           <w:p>
@@ -125,7 +131,7 @@
           <w:tcPr>
             <w:tcW w:w="4508" w:type="dxa"/>
             <w:tcBorders/>
-            <w:shd w:fill="auto" w:color="auto"/>
+            <w:shd w:fill="auto" w:color="auto" w:val="clear"/>
             <w:vAlign w:val="top"/>
           </w:tcPr>
           <w:p>
@@ -153,6 +159,12 @@
             <w:insideH w:val="single" w:color="000000" w:sz="4" w:space="0"/>
             <w:insideV w:val="single" w:color="000000" w:sz="4" w:space="0"/>
           </w:tblBorders>
+          <w:tblCellMar>
+            <w:top w:w="0" w:type="dxa"/>
+            <w:left w:w="108" w:type="dxa"/>
+            <w:bottom w:w="0" w:type="dxa"/>
+            <w:right w:w="108" w:type="dxa"/>
+          </w:tblCellMar>
         </w:tblPrEx>
         <w:trPr>
           <w:trHeight w:hRule="atLeast" w:val="20"/>
@@ -161,7 +173,7 @@
           <w:tcPr>
             <w:tcW w:w="4508" w:type="dxa"/>
             <w:tcBorders/>
-            <w:shd w:fill="auto" w:color="auto"/>
+            <w:shd w:fill="auto" w:color="auto" w:val="clear"/>
             <w:vAlign w:val="top"/>
           </w:tcPr>
           <w:p>
@@ -182,7 +194,7 @@
           <w:tcPr>
             <w:tcW w:w="4508" w:type="dxa"/>
             <w:tcBorders/>
-            <w:shd w:fill="auto" w:color="auto"/>
+            <w:shd w:fill="auto" w:color="auto" w:val="clear"/>
             <w:vAlign w:val="top"/>
           </w:tcPr>
           <w:p>
@@ -214,6 +226,12 @@
             <w:insideH w:val="single" w:color="000000" w:sz="4" w:space="0"/>
             <w:insideV w:val="single" w:color="000000" w:sz="4" w:space="0"/>
           </w:tblBorders>
+          <w:tblCellMar>
+            <w:top w:w="0" w:type="dxa"/>
+            <w:left w:w="108" w:type="dxa"/>
+            <w:bottom w:w="0" w:type="dxa"/>
+            <w:right w:w="108" w:type="dxa"/>
+          </w:tblCellMar>
         </w:tblPrEx>
         <w:trPr>
           <w:trHeight w:hRule="atLeast" w:val="20"/>
@@ -222,7 +240,7 @@
           <w:tcPr>
             <w:tcW w:w="4508" w:type="dxa"/>
             <w:tcBorders/>
-            <w:shd w:fill="auto" w:color="auto"/>
+            <w:shd w:fill="auto" w:color="auto" w:val="clear"/>
             <w:vAlign w:val="top"/>
           </w:tcPr>
           <w:p>
@@ -243,7 +261,7 @@
           <w:tcPr>
             <w:tcW w:w="4508" w:type="dxa"/>
             <w:tcBorders/>
-            <w:shd w:fill="auto" w:color="auto"/>
+            <w:shd w:fill="auto" w:color="auto" w:val="clear"/>
             <w:vAlign w:val="top"/>
           </w:tcPr>
           <w:p>
@@ -271,6 +289,12 @@
             <w:insideH w:val="single" w:color="000000" w:sz="4" w:space="0"/>
             <w:insideV w:val="single" w:color="000000" w:sz="4" w:space="0"/>
           </w:tblBorders>
+          <w:tblCellMar>
+            <w:top w:w="0" w:type="dxa"/>
+            <w:left w:w="108" w:type="dxa"/>
+            <w:bottom w:w="0" w:type="dxa"/>
+            <w:right w:w="108" w:type="dxa"/>
+          </w:tblCellMar>
         </w:tblPrEx>
         <w:trPr>
           <w:trHeight w:hRule="atLeast" w:val="20"/>
@@ -279,7 +303,7 @@
           <w:tcPr>
             <w:tcW w:w="4508" w:type="dxa"/>
             <w:tcBorders/>
-            <w:shd w:fill="auto" w:color="auto"/>
+            <w:shd w:fill="auto" w:color="auto" w:val="clear"/>
             <w:vAlign w:val="top"/>
           </w:tcPr>
           <w:p>
@@ -300,7 +324,7 @@
           <w:tcPr>
             <w:tcW w:w="4508" w:type="dxa"/>
             <w:tcBorders/>
-            <w:shd w:fill="auto" w:color="auto"/>
+            <w:shd w:fill="auto" w:color="auto" w:val="clear"/>
             <w:vAlign w:val="top"/>
           </w:tcPr>
           <w:p>
@@ -313,7 +337,7 @@
             </w:pPr>
             <w:r>
               <w:rPr/>
-              <w:t xml:space="preserve">2 Marks</w:t>
+              <w:t xml:space="preserve">2 Mark</w:t>
             </w:r>
           </w:p>
         </w:tc>

--- a/Cafeteria_Menu_Display_Using_ServiceNow-main/Project Documents/3. Project Design Phase/Problem - Solution Fit Template v1.docx
+++ b/Cafeteria_Menu_Display_Using_ServiceNow-main/Project Documents/3. Project Design Phase/Problem - Solution Fit Template v1.docx
@@ -337,7 +337,7 @@
             </w:pPr>
             <w:r>
               <w:rPr/>
-              <w:t xml:space="preserve">2 Mark</w:t>
+              <w:t xml:space="preserve">2 Marks</w:t>
             </w:r>
           </w:p>
         </w:tc>
